--- a/flow/20230914_vu_template/drafts/2024-12-g/08-НД-Гл.4-Патапія.docx
+++ b/flow/20230914_vu_template/drafts/2024-12-g/08-НД-Гл.4-Патапія.docx
@@ -6164,11 +6164,6 @@
     </w:p>
     <w:p>
       <w:pPr>
-        <w:spacing w:after="120"/>
-      </w:pPr>
-    </w:p>
-    <w:p>
-      <w:pPr>
         <w:pStyle w:val="Heading3"/>
         <w:spacing w:after="120"/>
         <w:jc w:val="center"/>
@@ -6186,7 +6181,6 @@
     <w:p>
       <w:pPr>
         <w:spacing w:after="120"/>
-        <w:jc w:val="both"/>
       </w:pPr>
       <w:r>
         <w:rPr>
@@ -6195,26 +6189,43 @@
           <w:color w:val="FF0000"/>
           <w:sz w:val="24"/>
         </w:rPr>
-        <w:t xml:space="preserve">(г. 6): </w:t>
-      </w:r>
-      <w:r>
-        <w:rPr>
-          <w:rFonts w:ascii="Times New Roman" w:hAnsi="Times New Roman"/>
-          <w:sz w:val="24"/>
-        </w:rPr>
-        <w:t>Воскресіння твоє, Христе Спасе,* ангели оспівують на небесах,* і нас на землі сподоби чистим серцем* тебе співом прославляти.</w:t>
-      </w:r>
-    </w:p>
-    <w:p>
-      <w:pPr>
-        <w:spacing w:after="120"/>
-        <w:jc w:val="both"/>
-      </w:pPr>
-    </w:p>
-    <w:p>
-      <w:pPr>
-        <w:spacing w:after="120"/>
-        <w:jc w:val="both"/>
+        <w:t>(г. 6):</w:t>
+      </w:r>
+      <w:r>
+        <w:rPr>
+          <w:rFonts w:ascii="Times New Roman" w:hAnsi="Times New Roman"/>
+          <w:sz w:val="24"/>
+        </w:rPr>
+        <w:t xml:space="preserve"> </w:t>
+      </w:r>
+      <w:r>
+        <w:rPr>
+          <w:rFonts w:ascii="Times New Roman" w:hAnsi="Times New Roman"/>
+          <w:sz w:val="24"/>
+        </w:rPr>
+        <w:t>Воскресі́ння Твоє́, Хри́сте Спа́се,* а́нгели оспі́вують на небеса́х,* і нас на землі́ сподо́би чи́стим се́рцем* Тебе́ спі́вом прославля́ти.</w:t>
+      </w:r>
+    </w:p>
+    <w:p>
+      <w:pPr>
+        <w:spacing w:after="120"/>
+        <w:jc w:val="both"/>
+      </w:pPr>
+    </w:p>
+    <w:p>
+      <w:pPr>
+        <w:spacing w:after="120"/>
+        <w:jc w:val="both"/>
+      </w:pPr>
+      <w:r>
+        <w:rPr>
+          <w:rFonts w:ascii="Times New Roman" w:hAnsi="Times New Roman"/>
+        </w:rPr>
+      </w:r>
+    </w:p>
+    <w:p>
+      <w:pPr>
+        <w:spacing w:after="120"/>
       </w:pPr>
       <w:r>
         <w:rPr>
@@ -19025,11 +19036,6 @@
     </w:p>
     <w:p>
       <w:pPr>
-        <w:spacing w:after="120"/>
-      </w:pPr>
-    </w:p>
-    <w:p>
-      <w:pPr>
         <w:pStyle w:val="Heading3"/>
         <w:jc w:val="center"/>
       </w:pPr>
@@ -19062,196 +19068,7 @@
           <w:rFonts w:ascii="Times New Roman" w:hAnsi="Times New Roman"/>
           <w:sz w:val="24"/>
         </w:rPr>
-        <w:t xml:space="preserve"> </w:t>
-      </w:r>
-      <w:r>
-        <w:rPr>
-          <w:rFonts w:ascii="Times New Roman" w:hAnsi="Times New Roman"/>
-          <w:sz w:val="24"/>
-        </w:rPr>
-        <w:t>Воскресі́ння</w:t>
-      </w:r>
-      <w:r>
-        <w:rPr>
-          <w:rFonts w:ascii="Times New Roman" w:hAnsi="Times New Roman"/>
-          <w:sz w:val="24"/>
-        </w:rPr>
-        <w:t xml:space="preserve"> </w:t>
-      </w:r>
-      <w:r>
-        <w:rPr>
-          <w:rFonts w:ascii="Times New Roman" w:hAnsi="Times New Roman"/>
-          <w:sz w:val="24"/>
-        </w:rPr>
-        <w:t>Твоє</w:t>
-      </w:r>
-      <w:r>
-        <w:rPr>
-          <w:rFonts w:ascii="Times New Roman" w:hAnsi="Times New Roman"/>
-          <w:sz w:val="24"/>
-        </w:rPr>
-        <w:t xml:space="preserve">́, </w:t>
-      </w:r>
-      <w:r>
-        <w:rPr>
-          <w:rFonts w:ascii="Times New Roman" w:hAnsi="Times New Roman"/>
-          <w:sz w:val="24"/>
-        </w:rPr>
-        <w:t>Хри́сте</w:t>
-      </w:r>
-      <w:r>
-        <w:rPr>
-          <w:rFonts w:ascii="Times New Roman" w:hAnsi="Times New Roman"/>
-          <w:sz w:val="24"/>
-        </w:rPr>
-        <w:t xml:space="preserve"> </w:t>
-      </w:r>
-      <w:r>
-        <w:rPr>
-          <w:rFonts w:ascii="Times New Roman" w:hAnsi="Times New Roman"/>
-          <w:sz w:val="24"/>
-        </w:rPr>
-        <w:t>Спа́се</w:t>
-      </w:r>
-      <w:r>
-        <w:rPr>
-          <w:rFonts w:ascii="Times New Roman" w:hAnsi="Times New Roman"/>
-          <w:sz w:val="24"/>
-        </w:rPr>
-        <w:t>,*</w:t>
-      </w:r>
-      <w:r>
-        <w:rPr>
-          <w:rFonts w:ascii="Times New Roman" w:hAnsi="Times New Roman"/>
-          <w:sz w:val="24"/>
-        </w:rPr>
-        <w:t xml:space="preserve"> </w:t>
-      </w:r>
-      <w:r>
-        <w:rPr>
-          <w:rFonts w:ascii="Times New Roman" w:hAnsi="Times New Roman"/>
-          <w:sz w:val="24"/>
-        </w:rPr>
-        <w:t>а́нгели</w:t>
-      </w:r>
-      <w:r>
-        <w:rPr>
-          <w:rFonts w:ascii="Times New Roman" w:hAnsi="Times New Roman"/>
-          <w:sz w:val="24"/>
-        </w:rPr>
-        <w:t xml:space="preserve"> </w:t>
-      </w:r>
-      <w:r>
-        <w:rPr>
-          <w:rFonts w:ascii="Times New Roman" w:hAnsi="Times New Roman"/>
-          <w:sz w:val="24"/>
-        </w:rPr>
-        <w:t>оспі́вують</w:t>
-      </w:r>
-      <w:r>
-        <w:rPr>
-          <w:rFonts w:ascii="Times New Roman" w:hAnsi="Times New Roman"/>
-          <w:sz w:val="24"/>
-        </w:rPr>
-        <w:t xml:space="preserve"> на </w:t>
-      </w:r>
-      <w:r>
-        <w:rPr>
-          <w:rFonts w:ascii="Times New Roman" w:hAnsi="Times New Roman"/>
-          <w:sz w:val="24"/>
-        </w:rPr>
-        <w:t>небеса́х</w:t>
-      </w:r>
-      <w:r>
-        <w:rPr>
-          <w:rFonts w:ascii="Times New Roman" w:hAnsi="Times New Roman"/>
-          <w:sz w:val="24"/>
-        </w:rPr>
-        <w:t xml:space="preserve">,* і нас на </w:t>
-      </w:r>
-      <w:r>
-        <w:rPr>
-          <w:rFonts w:ascii="Times New Roman" w:hAnsi="Times New Roman"/>
-          <w:sz w:val="24"/>
-        </w:rPr>
-        <w:t>землі</w:t>
-      </w:r>
-      <w:r>
-        <w:rPr>
-          <w:rFonts w:ascii="Times New Roman" w:hAnsi="Times New Roman"/>
-          <w:sz w:val="24"/>
-        </w:rPr>
-        <w:t xml:space="preserve">́ </w:t>
-      </w:r>
-      <w:r>
-        <w:rPr>
-          <w:rFonts w:ascii="Times New Roman" w:hAnsi="Times New Roman"/>
-          <w:sz w:val="24"/>
-        </w:rPr>
-        <w:t>сподо́би</w:t>
-      </w:r>
-      <w:r>
-        <w:rPr>
-          <w:rFonts w:ascii="Times New Roman" w:hAnsi="Times New Roman"/>
-          <w:sz w:val="24"/>
-        </w:rPr>
-        <w:t xml:space="preserve"> </w:t>
-      </w:r>
-      <w:r>
-        <w:rPr>
-          <w:rFonts w:ascii="Times New Roman" w:hAnsi="Times New Roman"/>
-          <w:sz w:val="24"/>
-        </w:rPr>
-        <w:t>чи́стим</w:t>
-      </w:r>
-      <w:r>
-        <w:rPr>
-          <w:rFonts w:ascii="Times New Roman" w:hAnsi="Times New Roman"/>
-          <w:sz w:val="24"/>
-        </w:rPr>
-        <w:t xml:space="preserve"> </w:t>
-      </w:r>
-      <w:r>
-        <w:rPr>
-          <w:rFonts w:ascii="Times New Roman" w:hAnsi="Times New Roman"/>
-          <w:sz w:val="24"/>
-        </w:rPr>
-        <w:t>се́рцем</w:t>
-      </w:r>
-      <w:r>
-        <w:rPr>
-          <w:rFonts w:ascii="Times New Roman" w:hAnsi="Times New Roman"/>
-          <w:sz w:val="24"/>
-        </w:rPr>
-        <w:t xml:space="preserve">* Тебе́ </w:t>
-      </w:r>
-      <w:r>
-        <w:rPr>
-          <w:rFonts w:ascii="Times New Roman" w:hAnsi="Times New Roman"/>
-          <w:sz w:val="24"/>
-        </w:rPr>
-        <w:t>спі́вом</w:t>
-      </w:r>
-      <w:r>
-        <w:rPr>
-          <w:rFonts w:ascii="Times New Roman" w:hAnsi="Times New Roman"/>
-          <w:sz w:val="24"/>
-        </w:rPr>
-        <w:t xml:space="preserve"> </w:t>
-      </w:r>
-      <w:r>
-        <w:rPr>
-          <w:rFonts w:ascii="Times New Roman" w:hAnsi="Times New Roman"/>
-          <w:sz w:val="24"/>
-        </w:rPr>
-        <w:t>прославля́ти</w:t>
-      </w:r>
-      <w:r>
-        <w:rPr>
-          <w:rFonts w:ascii="Times New Roman" w:hAnsi="Times New Roman"/>
-          <w:sz w:val="24"/>
-        </w:rPr>
-        <w:t>.</w:t>
+        <w:t xml:space="preserve"> Воскресі́ння Твоє́, Хри́сте Спа́се,* а́нгели оспі́вують на небеса́х,* і нас на землі́ сподо́би чи́стим се́рцем* Тебе́ спі́вом прославля́ти.</w:t>
       </w:r>
     </w:p>
     <w:sectPr>

--- a/flow/20230914_vu_template/drafts/2024-12-g/08-НД-Гл.4-Патапія.docx
+++ b/flow/20230914_vu_template/drafts/2024-12-g/08-НД-Гл.4-Патапія.docx
@@ -3459,52 +3459,283 @@
     </w:p>
     <w:p>
       <w:pPr>
+        <w:spacing w:after="120"/>
+        <w:jc w:val="both"/>
+      </w:pPr>
+      <w:r>
+        <w:rPr>
+          <w:rFonts w:ascii="Times New Roman" w:hAnsi="Times New Roman"/>
+          <w:i/>
+          <w:color w:val="FF0000"/>
+          <w:sz w:val="24"/>
+        </w:rPr>
+        <w:t>Стих:</w:t>
+      </w:r>
+      <w:r>
+        <w:rPr>
+          <w:rFonts w:ascii="Times New Roman" w:hAnsi="Times New Roman"/>
+          <w:i/>
+          <w:sz w:val="24"/>
+        </w:rPr>
+        <w:t xml:space="preserve"> </w:t>
+      </w:r>
+      <w:r>
+        <w:rPr>
+          <w:rFonts w:ascii="Times New Roman" w:hAnsi="Times New Roman"/>
+          <w:sz w:val="24"/>
+          <w:u w:val="single"/>
+        </w:rPr>
+        <w:t>Бо</w:t>
+      </w:r>
+      <w:r>
+        <w:rPr>
+          <w:rFonts w:ascii="Times New Roman" w:hAnsi="Times New Roman"/>
+          <w:sz w:val="24"/>
+          <w:u w:val="single"/>
+        </w:rPr>
+        <w:t xml:space="preserve"> </w:t>
+      </w:r>
+      <w:r>
+        <w:rPr>
+          <w:rFonts w:ascii="Times New Roman" w:hAnsi="Times New Roman"/>
+          <w:sz w:val="24"/>
+          <w:u w:val="single"/>
+        </w:rPr>
+        <w:t>в</w:t>
+      </w:r>
+      <w:r>
+        <w:rPr>
+          <w:rFonts w:ascii="Times New Roman" w:hAnsi="Times New Roman"/>
+          <w:sz w:val="24"/>
+          <w:u w:val="single"/>
+        </w:rPr>
+        <w:t xml:space="preserve"> </w:t>
+      </w:r>
+      <w:r>
+        <w:rPr>
+          <w:rFonts w:ascii="Times New Roman" w:hAnsi="Times New Roman"/>
+          <w:sz w:val="24"/>
+          <w:u w:val="single"/>
+        </w:rPr>
+        <w:t>Го́спода</w:t>
+      </w:r>
+      <w:r>
+        <w:rPr>
+          <w:rFonts w:ascii="Times New Roman" w:hAnsi="Times New Roman"/>
+          <w:sz w:val="24"/>
+          <w:u w:val="single"/>
+        </w:rPr>
+        <w:t xml:space="preserve"> </w:t>
+      </w:r>
+      <w:r>
+        <w:rPr>
+          <w:rFonts w:ascii="Times New Roman" w:hAnsi="Times New Roman"/>
+          <w:sz w:val="24"/>
+          <w:u w:val="single"/>
+        </w:rPr>
+        <w:t>ми́лість</w:t>
+      </w:r>
+      <w:r>
+        <w:rPr>
+          <w:rFonts w:ascii="Times New Roman" w:hAnsi="Times New Roman"/>
+          <w:sz w:val="24"/>
+          <w:u w:val="single"/>
+        </w:rPr>
+        <w:t xml:space="preserve"> </w:t>
+      </w:r>
+      <w:r>
+        <w:rPr>
+          <w:rFonts w:ascii="Times New Roman" w:hAnsi="Times New Roman"/>
+          <w:sz w:val="24"/>
+          <w:u w:val="single"/>
+        </w:rPr>
+        <w:t>і</w:t>
+      </w:r>
+      <w:r>
+        <w:rPr>
+          <w:rFonts w:ascii="Times New Roman" w:hAnsi="Times New Roman"/>
+          <w:sz w:val="24"/>
+          <w:u w:val="single"/>
+        </w:rPr>
+        <w:t xml:space="preserve"> </w:t>
+      </w:r>
+      <w:r>
+        <w:rPr>
+          <w:rFonts w:ascii="Times New Roman" w:hAnsi="Times New Roman"/>
+          <w:sz w:val="24"/>
+          <w:u w:val="single"/>
+        </w:rPr>
+        <w:t>відку́плення</w:t>
+      </w:r>
+      <w:r>
+        <w:rPr>
+          <w:rFonts w:ascii="Times New Roman" w:hAnsi="Times New Roman"/>
+          <w:sz w:val="24"/>
+          <w:u w:val="single"/>
+        </w:rPr>
+        <w:t xml:space="preserve"> </w:t>
+      </w:r>
+      <w:r>
+        <w:rPr>
+          <w:rFonts w:ascii="Times New Roman" w:hAnsi="Times New Roman"/>
+          <w:sz w:val="24"/>
+          <w:u w:val="single"/>
+        </w:rPr>
+        <w:t>вели́ке</w:t>
+      </w:r>
+      <w:r>
+        <w:rPr>
+          <w:rFonts w:ascii="Times New Roman" w:hAnsi="Times New Roman"/>
+          <w:sz w:val="24"/>
+          <w:u w:val="single"/>
+        </w:rPr>
+        <w:t xml:space="preserve"> </w:t>
+      </w:r>
+      <w:r>
+        <w:rPr>
+          <w:rFonts w:ascii="Times New Roman" w:hAnsi="Times New Roman"/>
+          <w:sz w:val="24"/>
+          <w:u w:val="single"/>
+        </w:rPr>
+        <w:t>в</w:t>
+      </w:r>
+      <w:r>
+        <w:rPr>
+          <w:rFonts w:ascii="Times New Roman" w:hAnsi="Times New Roman"/>
+          <w:sz w:val="24"/>
+          <w:u w:val="single"/>
+        </w:rPr>
+        <w:t xml:space="preserve"> </w:t>
+      </w:r>
+      <w:r>
+        <w:rPr>
+          <w:rFonts w:ascii="Times New Roman" w:hAnsi="Times New Roman"/>
+          <w:sz w:val="24"/>
+          <w:u w:val="single"/>
+        </w:rPr>
+        <w:t>Ньо́го;*</w:t>
+      </w:r>
+      <w:r>
+        <w:rPr>
+          <w:rFonts w:ascii="Times New Roman" w:hAnsi="Times New Roman"/>
+          <w:sz w:val="24"/>
+          <w:u w:val="single"/>
+        </w:rPr>
+        <w:t xml:space="preserve"> </w:t>
+      </w:r>
+      <w:r>
+        <w:rPr>
+          <w:rFonts w:ascii="Times New Roman" w:hAnsi="Times New Roman"/>
+          <w:sz w:val="24"/>
+          <w:u w:val="single"/>
+        </w:rPr>
+        <w:t>Він</w:t>
+      </w:r>
+      <w:r>
+        <w:rPr>
+          <w:rFonts w:ascii="Times New Roman" w:hAnsi="Times New Roman"/>
+          <w:sz w:val="24"/>
+          <w:u w:val="single"/>
+        </w:rPr>
+        <w:t xml:space="preserve"> </w:t>
+      </w:r>
+      <w:r>
+        <w:rPr>
+          <w:rFonts w:ascii="Times New Roman" w:hAnsi="Times New Roman"/>
+          <w:sz w:val="24"/>
+          <w:u w:val="single"/>
+        </w:rPr>
+        <w:t>ви́зволить</w:t>
+      </w:r>
+      <w:r>
+        <w:rPr>
+          <w:rFonts w:ascii="Times New Roman" w:hAnsi="Times New Roman"/>
+          <w:sz w:val="24"/>
+          <w:u w:val="single"/>
+        </w:rPr>
+        <w:t xml:space="preserve"> </w:t>
+      </w:r>
+      <w:r>
+        <w:rPr>
+          <w:rFonts w:ascii="Times New Roman" w:hAnsi="Times New Roman"/>
+          <w:sz w:val="24"/>
+          <w:u w:val="single"/>
+        </w:rPr>
+        <w:t>Ізра́їля</w:t>
+      </w:r>
+      <w:r>
+        <w:rPr>
+          <w:rFonts w:ascii="Times New Roman" w:hAnsi="Times New Roman"/>
+          <w:sz w:val="24"/>
+          <w:u w:val="single"/>
+        </w:rPr>
+        <w:t xml:space="preserve"> </w:t>
+      </w:r>
+      <w:r>
+        <w:rPr>
+          <w:rFonts w:ascii="Times New Roman" w:hAnsi="Times New Roman"/>
+          <w:sz w:val="24"/>
+          <w:u w:val="single"/>
+        </w:rPr>
+        <w:t>від</w:t>
+      </w:r>
+      <w:r>
+        <w:rPr>
+          <w:rFonts w:ascii="Times New Roman" w:hAnsi="Times New Roman"/>
+          <w:sz w:val="24"/>
+          <w:u w:val="single"/>
+        </w:rPr>
+        <w:t xml:space="preserve"> </w:t>
+      </w:r>
+      <w:r>
+        <w:rPr>
+          <w:rFonts w:ascii="Times New Roman" w:hAnsi="Times New Roman"/>
+          <w:sz w:val="24"/>
+          <w:u w:val="single"/>
+        </w:rPr>
+        <w:t>усьо́го</w:t>
+      </w:r>
+      <w:r>
+        <w:rPr>
+          <w:rFonts w:ascii="Times New Roman" w:hAnsi="Times New Roman"/>
+          <w:sz w:val="24"/>
+          <w:u w:val="single"/>
+        </w:rPr>
+        <w:t xml:space="preserve"> </w:t>
+      </w:r>
+      <w:r>
+        <w:rPr>
+          <w:rFonts w:ascii="Times New Roman" w:hAnsi="Times New Roman"/>
+          <w:sz w:val="24"/>
+          <w:u w:val="single"/>
+        </w:rPr>
+        <w:t>беззако́ння</w:t>
+      </w:r>
+      <w:r>
+        <w:rPr>
+          <w:rFonts w:ascii="Times New Roman" w:hAnsi="Times New Roman"/>
+          <w:sz w:val="24"/>
+          <w:u w:val="single"/>
+        </w:rPr>
+        <w:t xml:space="preserve"> </w:t>
+      </w:r>
+      <w:r>
+        <w:rPr>
+          <w:rFonts w:ascii="Times New Roman" w:hAnsi="Times New Roman"/>
+          <w:sz w:val="24"/>
+          <w:u w:val="single"/>
+        </w:rPr>
+        <w:t>його́.</w:t>
+      </w:r>
+    </w:p>
+    <w:p>
+      <w:pPr>
         <w:spacing w:after="120" w:line="240" w:lineRule="auto"/>
         <w:jc w:val="both"/>
         <w:rPr>
           <w:rFonts w:ascii="Times New Roman" w:eastAsia="Times New Roman" w:hAnsi="Times New Roman" w:cs="Times New Roman"/>
           <w:sz w:val="24"/>
           <w:szCs w:val="24"/>
-          <w:u w:val="single"/>
-        </w:rPr>
-      </w:pPr>
-      <w:r>
-        <w:rPr>
-          <w:rFonts w:ascii="Times New Roman" w:eastAsia="Times New Roman" w:hAnsi="Times New Roman" w:cs="Times New Roman"/>
-          <w:i/>
-          <w:color w:val="FF0000"/>
-          <w:sz w:val="24"/>
-          <w:szCs w:val="24"/>
-        </w:rPr>
-        <w:t>Стих:</w:t>
-      </w:r>
-      <w:r>
-        <w:rPr>
-          <w:rFonts w:ascii="Times New Roman" w:eastAsia="Times New Roman" w:hAnsi="Times New Roman" w:cs="Times New Roman"/>
-          <w:i/>
-          <w:sz w:val="24"/>
-          <w:szCs w:val="24"/>
-        </w:rPr>
-        <w:t xml:space="preserve"> </w:t>
-      </w:r>
-      <w:r>
-        <w:rPr>
-          <w:rFonts w:ascii="Times New Roman" w:eastAsia="Times New Roman" w:hAnsi="Times New Roman" w:cs="Times New Roman"/>
-          <w:sz w:val="24"/>
-          <w:szCs w:val="24"/>
-          <w:u w:val="single"/>
-        </w:rPr>
-        <w:t>Бо в Господа милість і відкуплення велике в нього;* він визволить Ізраїля від усього беззаконня його.</w:t>
-      </w:r>
-    </w:p>
-    <w:p>
-      <w:pPr>
-        <w:spacing w:after="120" w:line="240" w:lineRule="auto"/>
-        <w:jc w:val="both"/>
-        <w:rPr>
-          <w:rFonts w:ascii="Times New Roman" w:eastAsia="Times New Roman" w:hAnsi="Times New Roman" w:cs="Times New Roman"/>
-          <w:sz w:val="24"/>
-          <w:szCs w:val="24"/>
         </w:rPr>
       </w:pPr>
       <w:r>
@@ -3533,7 +3764,7 @@
           <w:sz w:val="24"/>
           <w:szCs w:val="24"/>
         </w:rPr>
-        <w:t xml:space="preserve"> О́тче Пата́пію, * щоб розпа́лені пори́ви пло́ті * загаси́ти аске́зою, * посели́вся ти в пусте́лі, * як Ілля́ у дре́вності, * ум очи́щуючи безнаста́нним до Бо́га устремлі́нням. * І ни́ні блага́й, * щоб даро́вано ду́шам на́шим * мир і вели́ку ми́ліст</w:t>
+        <w:t xml:space="preserve"> О́тче Пата́пію, * щоб розпа́лені пори́ви пло́ті * загаси́ти аске́зою, * посели́вся ти в пусте́лі, * як Ілля́ у дре́вності, * ум очи́щуючи безнаста́нним до Бо́га устремлі́нням. * І ни́ні блага́й, * щоб даро́вано ду́шам на́шим * мир і вели́ку ми́ліст</w:t>
       </w:r>
       <w:r>
         <w:rPr>
@@ -3571,42 +3802,355 @@
     </w:p>
     <w:p>
       <w:pPr>
+        <w:spacing w:after="120"/>
+        <w:jc w:val="both"/>
+      </w:pPr>
+      <w:r>
+        <w:rPr>
+          <w:rFonts w:ascii="Times New Roman" w:hAnsi="Times New Roman"/>
+          <w:i/>
+          <w:color w:val="FF0000"/>
+          <w:sz w:val="24"/>
+        </w:rPr>
+        <w:t>Стих:</w:t>
+      </w:r>
+      <w:r>
+        <w:rPr>
+          <w:rFonts w:ascii="Times New Roman" w:hAnsi="Times New Roman"/>
+          <w:i/>
+          <w:sz w:val="24"/>
+        </w:rPr>
+        <w:t xml:space="preserve"> </w:t>
+      </w:r>
+      <w:r>
+        <w:rPr>
+          <w:rFonts w:ascii="Times New Roman" w:hAnsi="Times New Roman"/>
+          <w:sz w:val="24"/>
+          <w:u w:val="single"/>
+        </w:rPr>
+        <w:t>Хвалі́те</w:t>
+      </w:r>
+      <w:r>
+        <w:rPr>
+          <w:rFonts w:ascii="Times New Roman" w:hAnsi="Times New Roman"/>
+          <w:sz w:val="24"/>
+          <w:u w:val="single"/>
+        </w:rPr>
+        <w:t xml:space="preserve"> </w:t>
+      </w:r>
+      <w:r>
+        <w:rPr>
+          <w:rFonts w:ascii="Times New Roman" w:hAnsi="Times New Roman"/>
+          <w:sz w:val="24"/>
+          <w:u w:val="single"/>
+        </w:rPr>
+        <w:t>Го́спода</w:t>
+      </w:r>
+      <w:r>
+        <w:rPr>
+          <w:rFonts w:ascii="Times New Roman" w:hAnsi="Times New Roman"/>
+          <w:sz w:val="24"/>
+          <w:u w:val="single"/>
+        </w:rPr>
+        <w:t xml:space="preserve"> </w:t>
+      </w:r>
+      <w:r>
+        <w:rPr>
+          <w:rFonts w:ascii="Times New Roman" w:hAnsi="Times New Roman"/>
+          <w:sz w:val="24"/>
+          <w:u w:val="single"/>
+        </w:rPr>
+        <w:t>всі</w:t>
+      </w:r>
+      <w:r>
+        <w:rPr>
+          <w:rFonts w:ascii="Times New Roman" w:hAnsi="Times New Roman"/>
+          <w:sz w:val="24"/>
+          <w:u w:val="single"/>
+        </w:rPr>
+        <w:t xml:space="preserve"> </w:t>
+      </w:r>
+      <w:r>
+        <w:rPr>
+          <w:rFonts w:ascii="Times New Roman" w:hAnsi="Times New Roman"/>
+          <w:sz w:val="24"/>
+          <w:u w:val="single"/>
+        </w:rPr>
+        <w:t>наро́ди!*</w:t>
+      </w:r>
+      <w:r>
+        <w:rPr>
+          <w:rFonts w:ascii="Times New Roman" w:hAnsi="Times New Roman"/>
+          <w:sz w:val="24"/>
+          <w:u w:val="single"/>
+        </w:rPr>
+        <w:t xml:space="preserve"> </w:t>
+      </w:r>
+      <w:r>
+        <w:rPr>
+          <w:rFonts w:ascii="Times New Roman" w:hAnsi="Times New Roman"/>
+          <w:sz w:val="24"/>
+          <w:u w:val="single"/>
+        </w:rPr>
+        <w:t>Прославля́йте</w:t>
+      </w:r>
+      <w:r>
+        <w:rPr>
+          <w:rFonts w:ascii="Times New Roman" w:hAnsi="Times New Roman"/>
+          <w:sz w:val="24"/>
+          <w:u w:val="single"/>
+        </w:rPr>
+        <w:t xml:space="preserve"> </w:t>
+      </w:r>
+      <w:r>
+        <w:rPr>
+          <w:rFonts w:ascii="Times New Roman" w:hAnsi="Times New Roman"/>
+          <w:sz w:val="24"/>
+          <w:u w:val="single"/>
+        </w:rPr>
+        <w:t>Його́</w:t>
+      </w:r>
+      <w:r>
+        <w:rPr>
+          <w:rFonts w:ascii="Times New Roman" w:hAnsi="Times New Roman"/>
+          <w:sz w:val="24"/>
+          <w:u w:val="single"/>
+        </w:rPr>
+        <w:t xml:space="preserve"> </w:t>
+      </w:r>
+      <w:r>
+        <w:rPr>
+          <w:rFonts w:ascii="Times New Roman" w:hAnsi="Times New Roman"/>
+          <w:sz w:val="24"/>
+          <w:u w:val="single"/>
+        </w:rPr>
+        <w:t>всі</w:t>
+      </w:r>
+      <w:r>
+        <w:rPr>
+          <w:rFonts w:ascii="Times New Roman" w:hAnsi="Times New Roman"/>
+          <w:sz w:val="24"/>
+          <w:u w:val="single"/>
+        </w:rPr>
+        <w:t xml:space="preserve"> </w:t>
+      </w:r>
+      <w:r>
+        <w:rPr>
+          <w:rFonts w:ascii="Times New Roman" w:hAnsi="Times New Roman"/>
+          <w:sz w:val="24"/>
+          <w:u w:val="single"/>
+        </w:rPr>
+        <w:t>лю́ди!</w:t>
+      </w:r>
+    </w:p>
+    <w:p>
+      <w:pPr>
         <w:spacing w:after="120" w:line="240" w:lineRule="auto"/>
         <w:jc w:val="both"/>
         <w:rPr>
           <w:rFonts w:ascii="Times New Roman" w:eastAsia="Times New Roman" w:hAnsi="Times New Roman" w:cs="Times New Roman"/>
           <w:sz w:val="24"/>
           <w:szCs w:val="24"/>
+        </w:rPr>
+      </w:pPr>
+      <w:r>
+        <w:rPr>
+          <w:rFonts w:ascii="Times New Roman" w:eastAsia="Times New Roman" w:hAnsi="Times New Roman" w:cs="Times New Roman"/>
+          <w:sz w:val="24"/>
+          <w:szCs w:val="24"/>
+        </w:rPr>
+        <w:t xml:space="preserve">О́тче Пата́пію, * причи́слився ти до хо́рів аске́тів, * безстра́стям себе́ прикраша́ючи, * і посели́вся в оби́телях преподо́бних, * де Сві́тло незахі́дне, * де </w:t>
+      </w:r>
+      <w:r>
+        <w:rPr>
+          <w:rFonts w:ascii="Times New Roman" w:eastAsia="Times New Roman" w:hAnsi="Times New Roman" w:cs="Times New Roman"/>
+          <w:sz w:val="24"/>
+          <w:szCs w:val="24"/>
+        </w:rPr>
+        <w:t>Де́рево Життя́ росте́. * І ни́ні блага́й, * щоб даро́вано ду́шам на́шим * мир і вели́ку ми́лість</w:t>
+      </w:r>
+      <w:r>
+        <w:rPr>
+          <w:rFonts w:ascii="Times New Roman" w:eastAsia="Times New Roman" w:hAnsi="Times New Roman" w:cs="Times New Roman"/>
+          <w:sz w:val="24"/>
+          <w:szCs w:val="24"/>
+        </w:rPr>
+        <w:t>.</w:t>
+      </w:r>
+    </w:p>
+    <w:p>
+      <w:pPr>
+        <w:spacing w:after="120"/>
+        <w:jc w:val="both"/>
+      </w:pPr>
+      <w:r>
+        <w:rPr>
+          <w:rFonts w:ascii="Times New Roman" w:hAnsi="Times New Roman"/>
+          <w:i/>
+          <w:color w:val="FF0000"/>
+          <w:sz w:val="24"/>
+        </w:rPr>
+        <w:t>Стих:</w:t>
+      </w:r>
+      <w:r>
+        <w:rPr>
+          <w:rFonts w:ascii="Times New Roman" w:hAnsi="Times New Roman"/>
+          <w:i/>
+          <w:sz w:val="24"/>
+        </w:rPr>
+        <w:t xml:space="preserve"> </w:t>
+      </w:r>
+      <w:r>
+        <w:rPr>
+          <w:rFonts w:ascii="Times New Roman" w:hAnsi="Times New Roman"/>
+          <w:sz w:val="24"/>
           <w:u w:val="single"/>
         </w:rPr>
-      </w:pPr>
-      <w:r>
-        <w:rPr>
-          <w:rFonts w:ascii="Times New Roman" w:eastAsia="Times New Roman" w:hAnsi="Times New Roman" w:cs="Times New Roman"/>
-          <w:i/>
-          <w:color w:val="FF0000"/>
-          <w:sz w:val="24"/>
-          <w:szCs w:val="24"/>
-        </w:rPr>
-        <w:t>Стих:</w:t>
-      </w:r>
-      <w:r>
-        <w:rPr>
-          <w:rFonts w:ascii="Times New Roman" w:eastAsia="Times New Roman" w:hAnsi="Times New Roman" w:cs="Times New Roman"/>
-          <w:i/>
-          <w:sz w:val="24"/>
-          <w:szCs w:val="24"/>
+        <w:t>Вели́ке</w:t>
+      </w:r>
+      <w:r>
+        <w:rPr>
+          <w:rFonts w:ascii="Times New Roman" w:hAnsi="Times New Roman"/>
+          <w:sz w:val="24"/>
+          <w:u w:val="single"/>
         </w:rPr>
         <w:t xml:space="preserve"> </w:t>
       </w:r>
       <w:r>
         <w:rPr>
-          <w:rFonts w:ascii="Times New Roman" w:eastAsia="Times New Roman" w:hAnsi="Times New Roman" w:cs="Times New Roman"/>
-          <w:sz w:val="24"/>
-          <w:szCs w:val="24"/>
+          <w:rFonts w:ascii="Times New Roman" w:hAnsi="Times New Roman"/>
+          <w:sz w:val="24"/>
           <w:u w:val="single"/>
         </w:rPr>
-        <w:t>Хваліте Господа всі народи!* Прославляйте його всі люди!</w:t>
+        <w:t>бо</w:t>
+      </w:r>
+      <w:r>
+        <w:rPr>
+          <w:rFonts w:ascii="Times New Roman" w:hAnsi="Times New Roman"/>
+          <w:sz w:val="24"/>
+          <w:u w:val="single"/>
+        </w:rPr>
+        <w:t xml:space="preserve"> </w:t>
+      </w:r>
+      <w:r>
+        <w:rPr>
+          <w:rFonts w:ascii="Times New Roman" w:hAnsi="Times New Roman"/>
+          <w:sz w:val="24"/>
+          <w:u w:val="single"/>
+        </w:rPr>
+        <w:t>до</w:t>
+      </w:r>
+      <w:r>
+        <w:rPr>
+          <w:rFonts w:ascii="Times New Roman" w:hAnsi="Times New Roman"/>
+          <w:sz w:val="24"/>
+          <w:u w:val="single"/>
+        </w:rPr>
+        <w:t xml:space="preserve"> </w:t>
+      </w:r>
+      <w:r>
+        <w:rPr>
+          <w:rFonts w:ascii="Times New Roman" w:hAnsi="Times New Roman"/>
+          <w:sz w:val="24"/>
+          <w:u w:val="single"/>
+        </w:rPr>
+        <w:t>нас</w:t>
+      </w:r>
+      <w:r>
+        <w:rPr>
+          <w:rFonts w:ascii="Times New Roman" w:hAnsi="Times New Roman"/>
+          <w:sz w:val="24"/>
+          <w:u w:val="single"/>
+        </w:rPr>
+        <w:t xml:space="preserve"> </w:t>
+      </w:r>
+      <w:r>
+        <w:rPr>
+          <w:rFonts w:ascii="Times New Roman" w:hAnsi="Times New Roman"/>
+          <w:sz w:val="24"/>
+          <w:u w:val="single"/>
+        </w:rPr>
+        <w:t>Його́</w:t>
+      </w:r>
+      <w:r>
+        <w:rPr>
+          <w:rFonts w:ascii="Times New Roman" w:hAnsi="Times New Roman"/>
+          <w:sz w:val="24"/>
+          <w:u w:val="single"/>
+        </w:rPr>
+        <w:t xml:space="preserve"> </w:t>
+      </w:r>
+      <w:r>
+        <w:rPr>
+          <w:rFonts w:ascii="Times New Roman" w:hAnsi="Times New Roman"/>
+          <w:sz w:val="24"/>
+          <w:u w:val="single"/>
+        </w:rPr>
+        <w:t>милосе́рдя,*</w:t>
+      </w:r>
+      <w:r>
+        <w:rPr>
+          <w:rFonts w:ascii="Times New Roman" w:hAnsi="Times New Roman"/>
+          <w:sz w:val="24"/>
+          <w:u w:val="single"/>
+        </w:rPr>
+        <w:t xml:space="preserve"> </w:t>
+      </w:r>
+      <w:r>
+        <w:rPr>
+          <w:rFonts w:ascii="Times New Roman" w:hAnsi="Times New Roman"/>
+          <w:sz w:val="24"/>
+          <w:u w:val="single"/>
+        </w:rPr>
+        <w:t>і</w:t>
+      </w:r>
+      <w:r>
+        <w:rPr>
+          <w:rFonts w:ascii="Times New Roman" w:hAnsi="Times New Roman"/>
+          <w:sz w:val="24"/>
+          <w:u w:val="single"/>
+        </w:rPr>
+        <w:t xml:space="preserve"> </w:t>
+      </w:r>
+      <w:r>
+        <w:rPr>
+          <w:rFonts w:ascii="Times New Roman" w:hAnsi="Times New Roman"/>
+          <w:sz w:val="24"/>
+          <w:u w:val="single"/>
+        </w:rPr>
+        <w:t>ві́рність</w:t>
+      </w:r>
+      <w:r>
+        <w:rPr>
+          <w:rFonts w:ascii="Times New Roman" w:hAnsi="Times New Roman"/>
+          <w:sz w:val="24"/>
+          <w:u w:val="single"/>
+        </w:rPr>
+        <w:t xml:space="preserve"> </w:t>
+      </w:r>
+      <w:r>
+        <w:rPr>
+          <w:rFonts w:ascii="Times New Roman" w:hAnsi="Times New Roman"/>
+          <w:sz w:val="24"/>
+          <w:u w:val="single"/>
+        </w:rPr>
+        <w:t>Го́спода</w:t>
+      </w:r>
+      <w:r>
+        <w:rPr>
+          <w:rFonts w:ascii="Times New Roman" w:hAnsi="Times New Roman"/>
+          <w:sz w:val="24"/>
+          <w:u w:val="single"/>
+        </w:rPr>
+        <w:t xml:space="preserve"> </w:t>
+      </w:r>
+      <w:r>
+        <w:rPr>
+          <w:rFonts w:ascii="Times New Roman" w:hAnsi="Times New Roman"/>
+          <w:sz w:val="24"/>
+          <w:u w:val="single"/>
+        </w:rPr>
+        <w:t>пові́ки.</w:t>
       </w:r>
     </w:p>
     <w:p>
@@ -3625,91 +4169,15 @@
           <w:sz w:val="24"/>
           <w:szCs w:val="24"/>
         </w:rPr>
-        <w:t xml:space="preserve">О́тче Пата́пію, * причи́слився ти до хо́рів аске́тів, * безстра́стям себе́ прикраша́ючи, * і посели́вся в оби́телях преподо́бних, * де Сві́тло незахі́дне, * де </w:t>
-      </w:r>
-      <w:r>
-        <w:rPr>
-          <w:rFonts w:ascii="Times New Roman" w:eastAsia="Times New Roman" w:hAnsi="Times New Roman" w:cs="Times New Roman"/>
-          <w:sz w:val="24"/>
-          <w:szCs w:val="24"/>
-        </w:rPr>
-        <w:lastRenderedPageBreak/>
-        <w:t>Де́рево Життя́ росте́. * І ни́ні блага́й, * щоб даро́вано ду́шам на́шим * мир і вели́ку ми́лість</w:t>
-      </w:r>
-      <w:r>
-        <w:rPr>
-          <w:rFonts w:ascii="Times New Roman" w:eastAsia="Times New Roman" w:hAnsi="Times New Roman" w:cs="Times New Roman"/>
-          <w:sz w:val="24"/>
-          <w:szCs w:val="24"/>
-        </w:rPr>
-        <w:t>.</w:t>
-      </w:r>
-    </w:p>
-    <w:p>
-      <w:pPr>
-        <w:spacing w:after="120" w:line="240" w:lineRule="auto"/>
-        <w:jc w:val="both"/>
-        <w:rPr>
-          <w:rFonts w:ascii="Times New Roman" w:eastAsia="Times New Roman" w:hAnsi="Times New Roman" w:cs="Times New Roman"/>
-          <w:sz w:val="24"/>
-          <w:szCs w:val="24"/>
-          <w:u w:val="single"/>
-        </w:rPr>
-      </w:pPr>
-      <w:r>
-        <w:rPr>
-          <w:rFonts w:ascii="Times New Roman" w:eastAsia="Times New Roman" w:hAnsi="Times New Roman" w:cs="Times New Roman"/>
-          <w:i/>
-          <w:color w:val="FF0000"/>
-          <w:sz w:val="24"/>
-          <w:szCs w:val="24"/>
-        </w:rPr>
-        <w:t>Стих:</w:t>
-      </w:r>
-      <w:r>
-        <w:rPr>
-          <w:rFonts w:ascii="Times New Roman" w:eastAsia="Times New Roman" w:hAnsi="Times New Roman" w:cs="Times New Roman"/>
-          <w:i/>
-          <w:sz w:val="24"/>
-          <w:szCs w:val="24"/>
-        </w:rPr>
-        <w:t xml:space="preserve"> </w:t>
-      </w:r>
-      <w:r>
-        <w:rPr>
-          <w:rFonts w:ascii="Times New Roman" w:eastAsia="Times New Roman" w:hAnsi="Times New Roman" w:cs="Times New Roman"/>
-          <w:sz w:val="24"/>
-          <w:szCs w:val="24"/>
-          <w:u w:val="single"/>
-        </w:rPr>
-        <w:t>Велике бо до нас його милосердя, і вірність Господа повіки.</w:t>
-      </w:r>
-    </w:p>
-    <w:p>
-      <w:pPr>
-        <w:spacing w:after="120" w:line="240" w:lineRule="auto"/>
-        <w:jc w:val="both"/>
-        <w:rPr>
-          <w:rFonts w:ascii="Times New Roman" w:eastAsia="Times New Roman" w:hAnsi="Times New Roman" w:cs="Times New Roman"/>
-          <w:sz w:val="24"/>
-          <w:szCs w:val="24"/>
-        </w:rPr>
-      </w:pPr>
-      <w:r>
-        <w:rPr>
-          <w:rFonts w:ascii="Times New Roman" w:eastAsia="Times New Roman" w:hAnsi="Times New Roman" w:cs="Times New Roman"/>
-          <w:sz w:val="24"/>
-          <w:szCs w:val="24"/>
-        </w:rPr>
-        <w:t>О́тче Пата́пію, * з Єги́пту возсія́в ти, * просві́чуючи зе́млю під со́нцем спа́лахами чуде́с, * відганя́ючи мо́рок * душетлі́нних неду́г, * розсі́юючи те́мряву де́монів. * І ни́ні блага́й,</w:t>
-      </w:r>
-      <w:r>
-        <w:rPr>
-          <w:rFonts w:ascii="Times New Roman" w:eastAsia="Times New Roman" w:hAnsi="Times New Roman" w:cs="Times New Roman"/>
-          <w:sz w:val="24"/>
-          <w:szCs w:val="24"/>
-        </w:rPr>
-        <w:t> * щоб даро́вано ду́шам на́шим * мир і вели́ку ми́лість.</w:t>
+        <w:t>О́тче Пата́пію, * з Єги́пту возсія́в ти, * просві́чуючи зе́млю під со́нцем спа́лахами чуде́с, * відганя́ючи мо́рок * душетлі́нних неду́г, * розсі́юючи те́мряву де́монів. * І ни́ні блага́й,</w:t>
+      </w:r>
+      <w:r>
+        <w:rPr>
+          <w:rFonts w:ascii="Times New Roman" w:eastAsia="Times New Roman" w:hAnsi="Times New Roman" w:cs="Times New Roman"/>
+          <w:sz w:val="24"/>
+          <w:szCs w:val="24"/>
+        </w:rPr>
+        <w:t xml:space="preserve"> * щоб даро́вано ду́шам на́шим * мир і вели́ку ми́лість.</w:t>
       </w:r>
     </w:p>
     <w:p>
@@ -12700,7 +13168,7 @@
           <w:sz w:val="24"/>
           <w:szCs w:val="24"/>
         </w:rPr>
-        <w:t>(3 р.)</w:t>
+        <w:t>(3 р.)</w:t>
       </w:r>
       <w:r>
         <w:rPr>
